--- a/jobsearch/letters/Lukas_Larsson_Cover_Letter_Centigo.docx
+++ b/jobsearch/letters/Lukas_Larsson_Cover_Letter_Centigo.docx
@@ -69,7 +69,7 @@
         <w:spacing w:after="240"/>
       </w:pPr>
       <w:r>
-        <w:t xml:space="preserve">I am reaching out because the way Centigo describes its work, helping organisations stay both healthy and resilient through change, matches how I have approached every role I have had. I am an engineer with a commercial profile who gets energy from taking complex business problems apart, finding the leverage point, and building something that scales after I leave it.</w:t>
+        <w:t>I have taken the work at Valeryd as far as I can and I am now looking for the next challenge. I am reaching out because the way Centigo describes its work, helping organisations stay both healthy and resilient through change, matches how I have approached every role I have had. I am an engineer with a commercial profile who gets energy from taking complex business problems apart, finding the leverage point, and building something that scales after I leave it.</w:t>
       </w:r>
     </w:p>
     <w:p>
